--- a/hit-catalogue/syllabus_he.docx
+++ b/hit-catalogue/syllabus_he.docx
@@ -12,6 +12,7 @@
         <w:rPr>
           <w:rFonts w:ascii="David" w:hAnsi="David" w:cs="David"/>
           <w:b/>
+          <w:color w:val="007881"/>
           <w:sz w:val="32"/>
           <w:rtl/>
         </w:rPr>
@@ -92,6 +93,7 @@
         <w:rPr>
           <w:rFonts w:ascii="David" w:hAnsi="David" w:cs="David"/>
           <w:b/>
+          <w:color w:val="007881"/>
           <w:sz w:val="26"/>
           <w:rtl/>
         </w:rPr>
@@ -140,6 +142,7 @@
         <w:rPr>
           <w:rFonts w:ascii="David" w:hAnsi="David" w:cs="David"/>
           <w:b/>
+          <w:color w:val="007881"/>
           <w:sz w:val="26"/>
           <w:rtl/>
         </w:rPr>
@@ -172,6 +175,7 @@
         <w:rPr>
           <w:rFonts w:ascii="David" w:hAnsi="David" w:cs="David"/>
           <w:b/>
+          <w:color w:val="007881"/>
           <w:sz w:val="26"/>
           <w:rtl/>
         </w:rPr>
@@ -204,6 +208,7 @@
         <w:rPr>
           <w:rFonts w:ascii="David" w:hAnsi="David" w:cs="David"/>
           <w:b/>
+          <w:color w:val="007881"/>
           <w:sz w:val="26"/>
           <w:rtl/>
         </w:rPr>
@@ -850,6 +855,7 @@
         <w:rPr>
           <w:rFonts w:ascii="David" w:hAnsi="David" w:cs="David"/>
           <w:b/>
+          <w:color w:val="007881"/>
           <w:sz w:val="26"/>
           <w:rtl/>
         </w:rPr>
@@ -922,6 +928,7 @@
       </w:r>
     </w:p>
     <w:sectPr>
+      <w:headerReference w:type="default" r:id="rId9"/>
       <w:pgSz w:w="12240" w:h="15840"/>
       <w:pgMar w:top="1440" w:right="1800" w:bottom="1440" w:left="1800" w:header="720" w:footer="720" w:gutter="0"/>
       <w:cols w:space="720"/>
@@ -929,6 +936,51 @@
     </w:sectPr>
   </w:body>
 </w:document>
+</file>
+
+<file path=word/header1.xml><?xml version="1.0" encoding="utf-8"?>
+<w:hdr xmlns:m="http://schemas.openxmlformats.org/officeDocument/2006/math" xmlns:mc="http://schemas.openxmlformats.org/markup-compatibility/2006" xmlns:mo="http://schemas.microsoft.com/office/mac/office/2008/main" xmlns:mv="urn:schemas-microsoft-com:mac:vml" xmlns:o="urn:schemas-microsoft-com:office:office" xmlns:r="http://schemas.openxmlformats.org/officeDocument/2006/relationships" xmlns:v="urn:schemas-microsoft-com:vml" xmlns:w10="urn:schemas-microsoft-com:office:word" xmlns:w14="http://schemas.microsoft.com/office/word/2010/wordml" xmlns:w="http://schemas.openxmlformats.org/wordprocessingml/2006/main" xmlns:wne="http://schemas.microsoft.com/office/word/2006/wordml" xmlns:wp14="http://schemas.microsoft.com/office/word/2010/wordprocessingDrawing" xmlns:wp="http://schemas.openxmlformats.org/drawingml/2006/wordprocessingDrawing" xmlns:wpc="http://schemas.microsoft.com/office/word/2010/wordprocessingCanvas" xmlns:wpg="http://schemas.microsoft.com/office/word/2010/wordprocessingGroup" xmlns:wpi="http://schemas.microsoft.com/office/word/2010/wordprocessingInk" xmlns:wps="http://schemas.microsoft.com/office/word/2010/wordprocessingShape" mc:Ignorable="w14 wp14">
+  <w:p>
+    <w:pPr>
+      <w:pStyle w:val="Header"/>
+      <w:jc w:val="center"/>
+    </w:pPr>
+    <w:r>
+      <w:drawing>
+        <wp:inline xmlns:a="http://schemas.openxmlformats.org/drawingml/2006/main" xmlns:pic="http://schemas.openxmlformats.org/drawingml/2006/picture">
+          <wp:extent cx="1554480" cy="949178"/>
+          <wp:docPr id="1" name="Picture 1"/>
+          <wp:cNvGraphicFramePr>
+            <a:graphicFrameLocks noChangeAspect="1"/>
+          </wp:cNvGraphicFramePr>
+          <a:graphic>
+            <a:graphicData uri="http://schemas.openxmlformats.org/drawingml/2006/picture">
+              <pic:pic>
+                <pic:nvPicPr>
+                  <pic:cNvPr id="0" name="hit-logo.png"/>
+                  <pic:cNvPicPr/>
+                </pic:nvPicPr>
+                <pic:blipFill>
+                  <a:blip r:embed="rId1"/>
+                  <a:stretch>
+                    <a:fillRect/>
+                  </a:stretch>
+                </pic:blipFill>
+                <pic:spPr>
+                  <a:xfrm>
+                    <a:off x="0" y="0"/>
+                    <a:ext cx="1554480" cy="949178"/>
+                  </a:xfrm>
+                  <a:prstGeom prst="rect"/>
+                </pic:spPr>
+              </pic:pic>
+            </a:graphicData>
+          </a:graphic>
+        </wp:inline>
+      </w:drawing>
+    </w:r>
+  </w:p>
+</w:hdr>
 </file>
 
 <file path=word/numbering.xml><?xml version="1.0" encoding="utf-8"?>

--- a/hit-catalogue/syllabus_he.docx
+++ b/hit-catalogue/syllabus_he.docx
@@ -23,7 +23,7 @@
       <w:pPr>
         <w:bidi/>
         <w:spacing w:after="0"/>
-        <w:jc w:val="right"/>
+        <w:jc w:val="both"/>
       </w:pPr>
       <w:r>
         <w:rPr>
@@ -39,7 +39,7 @@
       <w:pPr>
         <w:bidi/>
         <w:spacing w:after="0"/>
-        <w:jc w:val="right"/>
+        <w:jc w:val="both"/>
       </w:pPr>
       <w:r>
         <w:rPr>
@@ -55,7 +55,7 @@
       <w:pPr>
         <w:bidi/>
         <w:spacing w:after="0"/>
-        <w:jc w:val="right"/>
+        <w:jc w:val="both"/>
       </w:pPr>
       <w:r>
         <w:rPr>
@@ -71,7 +71,7 @@
       <w:pPr>
         <w:bidi/>
         <w:spacing w:after="200"/>
-        <w:jc w:val="right"/>
+        <w:jc w:val="both"/>
       </w:pPr>
       <w:r>
         <w:rPr>
@@ -104,7 +104,7 @@
       <w:pPr>
         <w:bidi/>
         <w:spacing w:after="120"/>
-        <w:jc w:val="right"/>
+        <w:jc w:val="both"/>
       </w:pPr>
       <w:r>
         <w:rPr>
@@ -120,7 +120,7 @@
       <w:pPr>
         <w:bidi/>
         <w:spacing w:after="120"/>
-        <w:jc w:val="right"/>
+        <w:jc w:val="both"/>
       </w:pPr>
       <w:r>
         <w:rPr>
@@ -153,7 +153,7 @@
       <w:pPr>
         <w:bidi/>
         <w:spacing w:after="120"/>
-        <w:jc w:val="right"/>
+        <w:jc w:val="both"/>
       </w:pPr>
       <w:r>
         <w:rPr>
@@ -186,7 +186,7 @@
       <w:pPr>
         <w:bidi/>
         <w:spacing w:after="120"/>
-        <w:jc w:val="right"/>
+        <w:jc w:val="both"/>
       </w:pPr>
       <w:r>
         <w:rPr>
@@ -219,7 +219,7 @@
       <w:pPr>
         <w:bidi/>
         <w:spacing w:after="120"/>
-        <w:jc w:val="right"/>
+        <w:jc w:val="both"/>
       </w:pPr>
       <w:r>
         <w:rPr>
@@ -235,7 +235,7 @@
       <w:pPr>
         <w:bidi/>
         <w:spacing w:after="40"/>
-        <w:jc w:val="right"/>
+        <w:jc w:val="both"/>
       </w:pPr>
       <w:r>
         <w:rPr>
@@ -251,7 +251,7 @@
       <w:pPr>
         <w:bidi/>
         <w:spacing w:after="40"/>
-        <w:jc w:val="right"/>
+        <w:jc w:val="both"/>
       </w:pPr>
       <w:r>
         <w:rPr>
@@ -267,7 +267,7 @@
       <w:pPr>
         <w:bidi/>
         <w:spacing w:after="160"/>
-        <w:jc w:val="right"/>
+        <w:jc w:val="both"/>
       </w:pPr>
       <w:r>
         <w:rPr>
@@ -283,7 +283,7 @@
       <w:pPr>
         <w:bidi/>
         <w:spacing w:after="80"/>
-        <w:jc w:val="right"/>
+        <w:jc w:val="both"/>
       </w:pPr>
       <w:r>
         <w:rPr>
@@ -834,7 +834,7 @@
       <w:pPr>
         <w:bidi/>
         <w:spacing w:after="0"/>
-        <w:jc w:val="right"/>
+        <w:jc w:val="both"/>
       </w:pPr>
       <w:r>
         <w:rPr>
@@ -865,6 +865,7 @@
     <w:p>
       <w:pPr>
         <w:spacing w:after="60"/>
+        <w:jc w:val="both"/>
       </w:pPr>
       <w:r>
         <w:rPr>
@@ -878,6 +879,7 @@
     <w:p>
       <w:pPr>
         <w:spacing w:after="60"/>
+        <w:jc w:val="both"/>
       </w:pPr>
       <w:r>
         <w:rPr>
@@ -891,6 +893,7 @@
     <w:p>
       <w:pPr>
         <w:spacing w:after="60"/>
+        <w:jc w:val="both"/>
       </w:pPr>
       <w:r>
         <w:rPr>
@@ -904,6 +907,7 @@
     <w:p>
       <w:pPr>
         <w:spacing w:after="60"/>
+        <w:jc w:val="both"/>
       </w:pPr>
       <w:r>
         <w:rPr>
@@ -917,6 +921,7 @@
     <w:p>
       <w:pPr>
         <w:spacing w:after="60"/>
+        <w:jc w:val="both"/>
       </w:pPr>
       <w:r>
         <w:rPr>

--- a/hit-catalogue/syllabus_he.docx
+++ b/hit-catalogue/syllabus_he.docx
@@ -6,7 +6,7 @@
       <w:pPr>
         <w:bidi/>
         <w:spacing w:after="80"/>
-        <w:jc w:val="right"/>
+        <w:jc w:val="center"/>
       </w:pPr>
       <w:r>
         <w:rPr>
@@ -301,6 +301,7 @@
         <w:tblW w:type="auto" w:w="0"/>
         <w:jc w:val="right"/>
         <w:tblLook w:firstColumn="1" w:firstRow="1" w:lastColumn="0" w:lastRow="0" w:noHBand="0" w:noVBand="1" w:val="04A0"/>
+        <w:bidiVisual/>
       </w:tblPr>
       <w:tblGrid>
         <w:gridCol w:w="4320"/>

--- a/hit-catalogue/syllabus_he.docx
+++ b/hit-catalogue/syllabus_he.docx
@@ -195,7 +195,7 @@
           <w:sz w:val="22"/>
           <w:rtl/>
         </w:rPr>
-        <w:t>הקורס מבוסס פרויקטים ותרגילים, ללא מבחן כתוב. הציון הסופי מורכב מתרגילים שבועיים מעשיים (40%), פרויקט אמצע (20%), פרויקט סיום עם הגנה קצרה בעל-פה (35%), והשתתפות (5%).</w:t>
+        <w:t>הקורס מבוסס פרויקטים ומעבדות, ללא מבחן כתוב. הציון הסופי מורכב ממעבדות שבועיות (40%), פרויקט אמצע (20%), פרויקט סיום עם הגנה קצרה בעל-פה (35%), והשתתפות (5%).</w:t>
       </w:r>
     </w:p>
     <w:p>
@@ -228,7 +228,7 @@
           <w:sz w:val="22"/>
           <w:rtl/>
         </w:rPr>
-        <w:t>כל שבוע משלב הרצאה בת 3 שעות (מצגות, דוגמאות פתורות והדגמות קוד חיות) עם מעבדת תרגול בת שעתיים שבה הסטודנטים מיישמים ומתנסים. התרגילים בנויים לפי מודל של בנייה, חיזוי והסבר: מותר להיעזר בעוזר בינה מלאכותית לשלב הבנייה, אך הציון ניתן על חיזוי התוצאות והסברן.</w:t>
+        <w:t>כל שבוע כולל שלושה חלקים: הרצאה בת 3 שעות המפתחת את התיאוריה, שיעור תרגול בן שעתיים שבו המרצה מדגים יישומים ועובר על דוגמאות, ומעבדה הניתנת כשיעורי בית. המעבדות בנויות לפי מודל של בנייה, חיזוי והסבר: מותר להיעזר בעוזר בינה מלאכותית לשלב הבנייה, אך הציון ניתן על חיזוי התוצאות והסברן.</w:t>
       </w:r>
     </w:p>
     <w:p>

--- a/hit-catalogue/syllabus_he.docx
+++ b/hit-catalogue/syllabus_he.docx
@@ -865,6 +865,7 @@
     </w:p>
     <w:p>
       <w:pPr>
+        <w:bidi w:val="0"/>
         <w:spacing w:after="60"/>
         <w:jc w:val="both"/>
       </w:pPr>
@@ -879,6 +880,7 @@
     </w:p>
     <w:p>
       <w:pPr>
+        <w:bidi w:val="0"/>
         <w:spacing w:after="60"/>
         <w:jc w:val="both"/>
       </w:pPr>
@@ -893,6 +895,7 @@
     </w:p>
     <w:p>
       <w:pPr>
+        <w:bidi w:val="0"/>
         <w:spacing w:after="60"/>
         <w:jc w:val="both"/>
       </w:pPr>
@@ -907,6 +910,7 @@
     </w:p>
     <w:p>
       <w:pPr>
+        <w:bidi w:val="0"/>
         <w:spacing w:after="60"/>
         <w:jc w:val="both"/>
       </w:pPr>
@@ -921,6 +925,7 @@
     </w:p>
     <w:p>
       <w:pPr>
+        <w:bidi w:val="0"/>
         <w:spacing w:after="60"/>
         <w:jc w:val="both"/>
       </w:pPr>
@@ -938,6 +943,7 @@
       <w:pgSz w:w="12240" w:h="15840"/>
       <w:pgMar w:top="1440" w:right="1800" w:bottom="1440" w:left="1800" w:header="720" w:footer="720" w:gutter="0"/>
       <w:cols w:space="720"/>
+      <w:bidi/>
       <w:docGrid w:linePitch="360"/>
     </w:sectPr>
   </w:body>

--- a/hit-catalogue/syllabus_he.docx
+++ b/hit-catalogue/syllabus_he.docx
@@ -87,7 +87,7 @@
       <w:pPr>
         <w:bidi/>
         <w:spacing w:after="80"/>
-        <w:jc w:val="right"/>
+        <w:jc w:val="both"/>
       </w:pPr>
       <w:r>
         <w:rPr>
@@ -136,7 +136,7 @@
       <w:pPr>
         <w:bidi/>
         <w:spacing w:after="80"/>
-        <w:jc w:val="right"/>
+        <w:jc w:val="both"/>
       </w:pPr>
       <w:r>
         <w:rPr>
@@ -169,7 +169,7 @@
       <w:pPr>
         <w:bidi/>
         <w:spacing w:after="80"/>
-        <w:jc w:val="right"/>
+        <w:jc w:val="both"/>
       </w:pPr>
       <w:r>
         <w:rPr>
@@ -202,7 +202,7 @@
       <w:pPr>
         <w:bidi/>
         <w:spacing w:after="80"/>
-        <w:jc w:val="right"/>
+        <w:jc w:val="both"/>
       </w:pPr>
       <w:r>
         <w:rPr>
@@ -850,7 +850,7 @@
       <w:pPr>
         <w:bidi/>
         <w:spacing w:after="80"/>
-        <w:jc w:val="right"/>
+        <w:jc w:val="both"/>
       </w:pPr>
       <w:r>
         <w:rPr>

--- a/hit-catalogue/syllabus_he.docx
+++ b/hit-catalogue/syllabus_he.docx
@@ -299,8 +299,9 @@
       <w:tblPr>
         <w:tblStyle w:val="TableGrid"/>
         <w:tblW w:type="auto" w:w="0"/>
+        <w:tblLook w:firstColumn="1" w:firstRow="1" w:lastColumn="0" w:lastRow="0" w:noHBand="0" w:noVBand="1" w:val="04A0"/>
         <w:jc w:val="right"/>
-        <w:tblLook w:firstColumn="1" w:firstRow="1" w:lastColumn="0" w:lastRow="0" w:noHBand="0" w:noVBand="1" w:val="04A0"/>
+        <w:tblLayout w:type="fixed"/>
         <w:bidiVisual/>
       </w:tblPr>
       <w:tblGrid>
@@ -308,19 +309,24 @@
         <w:gridCol w:w="4320"/>
       </w:tblGrid>
       <w:tr>
+        <w:trPr>
+          <w:tblHeader/>
+        </w:trPr>
         <w:tc>
           <w:tcPr>
-            <w:tcW w:type="dxa" w:w="4320"/>
+            <w:tcW w:type="dxa" w:w="964"/>
+            <w:shd w:val="clear" w:fill="D9ECEE"/>
           </w:tcPr>
           <w:p>
             <w:pPr>
               <w:bidi/>
-              <w:jc w:val="right"/>
+              <w:jc w:val="both"/>
             </w:pPr>
             <w:r>
               <w:rPr>
                 <w:rFonts w:ascii="David" w:hAnsi="David" w:cs="David"/>
                 <w:b/>
+                <w:color w:val="007881"/>
                 <w:sz w:val="22"/>
                 <w:rtl/>
               </w:rPr>
@@ -330,17 +336,19 @@
         </w:tc>
         <w:tc>
           <w:tcPr>
-            <w:tcW w:type="dxa" w:w="4320"/>
+            <w:tcW w:type="dxa" w:w="7880"/>
+            <w:shd w:val="clear" w:fill="D9ECEE"/>
           </w:tcPr>
           <w:p>
             <w:pPr>
               <w:bidi/>
-              <w:jc w:val="right"/>
+              <w:jc w:val="both"/>
             </w:pPr>
             <w:r>
               <w:rPr>
                 <w:rFonts w:ascii="David" w:hAnsi="David" w:cs="David"/>
                 <w:b/>
+                <w:color w:val="007881"/>
                 <w:sz w:val="22"/>
                 <w:rtl/>
               </w:rPr>
@@ -352,9 +360,12 @@
       <w:tr>
         <w:tc>
           <w:tcPr>
-            <w:tcW w:type="dxa" w:w="4320"/>
+            <w:tcW w:type="dxa" w:w="964"/>
           </w:tcPr>
           <w:p>
+            <w:pPr>
+              <w:jc w:val="center"/>
+            </w:pPr>
             <w:r>
               <w:rPr>
                 <w:rFonts w:ascii="Times New Roman" w:hAnsi="Times New Roman" w:cs="Times New Roman"/>
@@ -367,12 +378,12 @@
         </w:tc>
         <w:tc>
           <w:tcPr>
-            <w:tcW w:type="dxa" w:w="4320"/>
+            <w:tcW w:type="dxa" w:w="7880"/>
           </w:tcPr>
           <w:p>
             <w:pPr>
               <w:bidi/>
-              <w:jc w:val="right"/>
+              <w:jc w:val="both"/>
             </w:pPr>
             <w:r>
               <w:rPr>
@@ -389,9 +400,12 @@
       <w:tr>
         <w:tc>
           <w:tcPr>
-            <w:tcW w:type="dxa" w:w="4320"/>
+            <w:tcW w:type="dxa" w:w="964"/>
           </w:tcPr>
           <w:p>
+            <w:pPr>
+              <w:jc w:val="center"/>
+            </w:pPr>
             <w:r>
               <w:rPr>
                 <w:rFonts w:ascii="Times New Roman" w:hAnsi="Times New Roman" w:cs="Times New Roman"/>
@@ -404,12 +418,12 @@
         </w:tc>
         <w:tc>
           <w:tcPr>
-            <w:tcW w:type="dxa" w:w="4320"/>
+            <w:tcW w:type="dxa" w:w="7880"/>
           </w:tcPr>
           <w:p>
             <w:pPr>
               <w:bidi/>
-              <w:jc w:val="right"/>
+              <w:jc w:val="both"/>
             </w:pPr>
             <w:r>
               <w:rPr>
@@ -426,9 +440,12 @@
       <w:tr>
         <w:tc>
           <w:tcPr>
-            <w:tcW w:type="dxa" w:w="4320"/>
+            <w:tcW w:type="dxa" w:w="964"/>
           </w:tcPr>
           <w:p>
+            <w:pPr>
+              <w:jc w:val="center"/>
+            </w:pPr>
             <w:r>
               <w:rPr>
                 <w:rFonts w:ascii="Times New Roman" w:hAnsi="Times New Roman" w:cs="Times New Roman"/>
@@ -441,12 +458,12 @@
         </w:tc>
         <w:tc>
           <w:tcPr>
-            <w:tcW w:type="dxa" w:w="4320"/>
+            <w:tcW w:type="dxa" w:w="7880"/>
           </w:tcPr>
           <w:p>
             <w:pPr>
               <w:bidi/>
-              <w:jc w:val="right"/>
+              <w:jc w:val="both"/>
             </w:pPr>
             <w:r>
               <w:rPr>
@@ -463,9 +480,12 @@
       <w:tr>
         <w:tc>
           <w:tcPr>
-            <w:tcW w:type="dxa" w:w="4320"/>
+            <w:tcW w:type="dxa" w:w="964"/>
           </w:tcPr>
           <w:p>
+            <w:pPr>
+              <w:jc w:val="center"/>
+            </w:pPr>
             <w:r>
               <w:rPr>
                 <w:rFonts w:ascii="Times New Roman" w:hAnsi="Times New Roman" w:cs="Times New Roman"/>
@@ -478,12 +498,12 @@
         </w:tc>
         <w:tc>
           <w:tcPr>
-            <w:tcW w:type="dxa" w:w="4320"/>
+            <w:tcW w:type="dxa" w:w="7880"/>
           </w:tcPr>
           <w:p>
             <w:pPr>
               <w:bidi/>
-              <w:jc w:val="right"/>
+              <w:jc w:val="both"/>
             </w:pPr>
             <w:r>
               <w:rPr>
@@ -500,9 +520,12 @@
       <w:tr>
         <w:tc>
           <w:tcPr>
-            <w:tcW w:type="dxa" w:w="4320"/>
+            <w:tcW w:type="dxa" w:w="964"/>
           </w:tcPr>
           <w:p>
+            <w:pPr>
+              <w:jc w:val="center"/>
+            </w:pPr>
             <w:r>
               <w:rPr>
                 <w:rFonts w:ascii="Times New Roman" w:hAnsi="Times New Roman" w:cs="Times New Roman"/>
@@ -515,12 +538,12 @@
         </w:tc>
         <w:tc>
           <w:tcPr>
-            <w:tcW w:type="dxa" w:w="4320"/>
+            <w:tcW w:type="dxa" w:w="7880"/>
           </w:tcPr>
           <w:p>
             <w:pPr>
               <w:bidi/>
-              <w:jc w:val="right"/>
+              <w:jc w:val="both"/>
             </w:pPr>
             <w:r>
               <w:rPr>
@@ -537,9 +560,12 @@
       <w:tr>
         <w:tc>
           <w:tcPr>
-            <w:tcW w:type="dxa" w:w="4320"/>
+            <w:tcW w:type="dxa" w:w="964"/>
           </w:tcPr>
           <w:p>
+            <w:pPr>
+              <w:jc w:val="center"/>
+            </w:pPr>
             <w:r>
               <w:rPr>
                 <w:rFonts w:ascii="Times New Roman" w:hAnsi="Times New Roman" w:cs="Times New Roman"/>
@@ -552,12 +578,12 @@
         </w:tc>
         <w:tc>
           <w:tcPr>
-            <w:tcW w:type="dxa" w:w="4320"/>
+            <w:tcW w:type="dxa" w:w="7880"/>
           </w:tcPr>
           <w:p>
             <w:pPr>
               <w:bidi/>
-              <w:jc w:val="right"/>
+              <w:jc w:val="both"/>
             </w:pPr>
             <w:r>
               <w:rPr>
@@ -574,9 +600,12 @@
       <w:tr>
         <w:tc>
           <w:tcPr>
-            <w:tcW w:type="dxa" w:w="4320"/>
+            <w:tcW w:type="dxa" w:w="964"/>
           </w:tcPr>
           <w:p>
+            <w:pPr>
+              <w:jc w:val="center"/>
+            </w:pPr>
             <w:r>
               <w:rPr>
                 <w:rFonts w:ascii="Times New Roman" w:hAnsi="Times New Roman" w:cs="Times New Roman"/>
@@ -589,12 +618,12 @@
         </w:tc>
         <w:tc>
           <w:tcPr>
-            <w:tcW w:type="dxa" w:w="4320"/>
+            <w:tcW w:type="dxa" w:w="7880"/>
           </w:tcPr>
           <w:p>
             <w:pPr>
               <w:bidi/>
-              <w:jc w:val="right"/>
+              <w:jc w:val="both"/>
             </w:pPr>
             <w:r>
               <w:rPr>
@@ -611,9 +640,12 @@
       <w:tr>
         <w:tc>
           <w:tcPr>
-            <w:tcW w:type="dxa" w:w="4320"/>
+            <w:tcW w:type="dxa" w:w="964"/>
           </w:tcPr>
           <w:p>
+            <w:pPr>
+              <w:jc w:val="center"/>
+            </w:pPr>
             <w:r>
               <w:rPr>
                 <w:rFonts w:ascii="Times New Roman" w:hAnsi="Times New Roman" w:cs="Times New Roman"/>
@@ -626,12 +658,12 @@
         </w:tc>
         <w:tc>
           <w:tcPr>
-            <w:tcW w:type="dxa" w:w="4320"/>
+            <w:tcW w:type="dxa" w:w="7880"/>
           </w:tcPr>
           <w:p>
             <w:pPr>
               <w:bidi/>
-              <w:jc w:val="right"/>
+              <w:jc w:val="both"/>
             </w:pPr>
             <w:r>
               <w:rPr>
@@ -648,9 +680,12 @@
       <w:tr>
         <w:tc>
           <w:tcPr>
-            <w:tcW w:type="dxa" w:w="4320"/>
+            <w:tcW w:type="dxa" w:w="964"/>
           </w:tcPr>
           <w:p>
+            <w:pPr>
+              <w:jc w:val="center"/>
+            </w:pPr>
             <w:r>
               <w:rPr>
                 <w:rFonts w:ascii="Times New Roman" w:hAnsi="Times New Roman" w:cs="Times New Roman"/>
@@ -663,12 +698,12 @@
         </w:tc>
         <w:tc>
           <w:tcPr>
-            <w:tcW w:type="dxa" w:w="4320"/>
+            <w:tcW w:type="dxa" w:w="7880"/>
           </w:tcPr>
           <w:p>
             <w:pPr>
               <w:bidi/>
-              <w:jc w:val="right"/>
+              <w:jc w:val="both"/>
             </w:pPr>
             <w:r>
               <w:rPr>
@@ -685,9 +720,12 @@
       <w:tr>
         <w:tc>
           <w:tcPr>
-            <w:tcW w:type="dxa" w:w="4320"/>
+            <w:tcW w:type="dxa" w:w="964"/>
           </w:tcPr>
           <w:p>
+            <w:pPr>
+              <w:jc w:val="center"/>
+            </w:pPr>
             <w:r>
               <w:rPr>
                 <w:rFonts w:ascii="Times New Roman" w:hAnsi="Times New Roman" w:cs="Times New Roman"/>
@@ -700,12 +738,12 @@
         </w:tc>
         <w:tc>
           <w:tcPr>
-            <w:tcW w:type="dxa" w:w="4320"/>
+            <w:tcW w:type="dxa" w:w="7880"/>
           </w:tcPr>
           <w:p>
             <w:pPr>
               <w:bidi/>
-              <w:jc w:val="right"/>
+              <w:jc w:val="both"/>
             </w:pPr>
             <w:r>
               <w:rPr>
@@ -722,9 +760,12 @@
       <w:tr>
         <w:tc>
           <w:tcPr>
-            <w:tcW w:type="dxa" w:w="4320"/>
+            <w:tcW w:type="dxa" w:w="964"/>
           </w:tcPr>
           <w:p>
+            <w:pPr>
+              <w:jc w:val="center"/>
+            </w:pPr>
             <w:r>
               <w:rPr>
                 <w:rFonts w:ascii="Times New Roman" w:hAnsi="Times New Roman" w:cs="Times New Roman"/>
@@ -737,12 +778,12 @@
         </w:tc>
         <w:tc>
           <w:tcPr>
-            <w:tcW w:type="dxa" w:w="4320"/>
+            <w:tcW w:type="dxa" w:w="7880"/>
           </w:tcPr>
           <w:p>
             <w:pPr>
               <w:bidi/>
-              <w:jc w:val="right"/>
+              <w:jc w:val="both"/>
             </w:pPr>
             <w:r>
               <w:rPr>
@@ -759,9 +800,12 @@
       <w:tr>
         <w:tc>
           <w:tcPr>
-            <w:tcW w:type="dxa" w:w="4320"/>
+            <w:tcW w:type="dxa" w:w="964"/>
           </w:tcPr>
           <w:p>
+            <w:pPr>
+              <w:jc w:val="center"/>
+            </w:pPr>
             <w:r>
               <w:rPr>
                 <w:rFonts w:ascii="Times New Roman" w:hAnsi="Times New Roman" w:cs="Times New Roman"/>
@@ -774,12 +818,12 @@
         </w:tc>
         <w:tc>
           <w:tcPr>
-            <w:tcW w:type="dxa" w:w="4320"/>
+            <w:tcW w:type="dxa" w:w="7880"/>
           </w:tcPr>
           <w:p>
             <w:pPr>
               <w:bidi/>
-              <w:jc w:val="right"/>
+              <w:jc w:val="both"/>
             </w:pPr>
             <w:r>
               <w:rPr>
@@ -796,9 +840,12 @@
       <w:tr>
         <w:tc>
           <w:tcPr>
-            <w:tcW w:type="dxa" w:w="4320"/>
+            <w:tcW w:type="dxa" w:w="964"/>
           </w:tcPr>
           <w:p>
+            <w:pPr>
+              <w:jc w:val="center"/>
+            </w:pPr>
             <w:r>
               <w:rPr>
                 <w:rFonts w:ascii="Times New Roman" w:hAnsi="Times New Roman" w:cs="Times New Roman"/>
@@ -811,12 +858,12 @@
         </w:tc>
         <w:tc>
           <w:tcPr>
-            <w:tcW w:type="dxa" w:w="4320"/>
+            <w:tcW w:type="dxa" w:w="7880"/>
           </w:tcPr>
           <w:p>
             <w:pPr>
               <w:bidi/>
-              <w:jc w:val="right"/>
+              <w:jc w:val="both"/>
             </w:pPr>
             <w:r>
               <w:rPr>

--- a/hit-catalogue/syllabus_he.docx
+++ b/hit-catalogue/syllabus_he.docx
@@ -10,10 +10,9 @@
       </w:pPr>
       <w:r>
         <w:rPr>
-          <w:rFonts w:ascii="David" w:hAnsi="David" w:cs="David"/>
+          <w:rFonts w:ascii="Arial" w:hAnsi="Arial" w:cs="Arial"/>
           <w:b/>
-          <w:color w:val="007881"/>
-          <w:sz w:val="32"/>
+          <w:sz w:val="28"/>
           <w:rtl/>
         </w:rPr>
         <w:t>מבוא ללמידה עמוקה - Introduction to Deep Learning</w:t>
@@ -27,7 +26,7 @@
       </w:pPr>
       <w:r>
         <w:rPr>
-          <w:rFonts w:ascii="David" w:hAnsi="David" w:cs="David"/>
+          <w:rFonts w:ascii="Arial" w:hAnsi="Arial" w:cs="Arial"/>
           <w:b w:val="0"/>
           <w:sz w:val="22"/>
           <w:rtl/>
@@ -43,7 +42,7 @@
       </w:pPr>
       <w:r>
         <w:rPr>
-          <w:rFonts w:ascii="David" w:hAnsi="David" w:cs="David"/>
+          <w:rFonts w:ascii="Arial" w:hAnsi="Arial" w:cs="Arial"/>
           <w:b w:val="0"/>
           <w:sz w:val="22"/>
           <w:rtl/>
@@ -59,7 +58,7 @@
       </w:pPr>
       <w:r>
         <w:rPr>
-          <w:rFonts w:ascii="David" w:hAnsi="David" w:cs="David"/>
+          <w:rFonts w:ascii="Arial" w:hAnsi="Arial" w:cs="Arial"/>
           <w:b w:val="0"/>
           <w:sz w:val="22"/>
           <w:rtl/>
@@ -75,7 +74,7 @@
       </w:pPr>
       <w:r>
         <w:rPr>
-          <w:rFonts w:ascii="David" w:hAnsi="David" w:cs="David"/>
+          <w:rFonts w:ascii="Arial" w:hAnsi="Arial" w:cs="Arial"/>
           <w:b w:val="0"/>
           <w:sz w:val="22"/>
           <w:rtl/>
@@ -91,9 +90,8 @@
       </w:pPr>
       <w:r>
         <w:rPr>
-          <w:rFonts w:ascii="David" w:hAnsi="David" w:cs="David"/>
+          <w:rFonts w:ascii="Arial" w:hAnsi="Arial" w:cs="Arial"/>
           <w:b/>
-          <w:color w:val="007881"/>
           <w:sz w:val="26"/>
           <w:rtl/>
         </w:rPr>
@@ -108,7 +106,7 @@
       </w:pPr>
       <w:r>
         <w:rPr>
-          <w:rFonts w:ascii="David" w:hAnsi="David" w:cs="David"/>
+          <w:rFonts w:ascii="Arial" w:hAnsi="Arial" w:cs="Arial"/>
           <w:b w:val="0"/>
           <w:sz w:val="22"/>
           <w:rtl/>
@@ -124,12 +122,12 @@
       </w:pPr>
       <w:r>
         <w:rPr>
-          <w:rFonts w:ascii="David" w:hAnsi="David" w:cs="David"/>
+          <w:rFonts w:ascii="Arial" w:hAnsi="Arial" w:cs="Arial"/>
           <w:b w:val="0"/>
           <w:sz w:val="22"/>
           <w:rtl/>
         </w:rPr>
-        <w:t>זהו קורס היסוד בלמידה עמוקה בתכנית, והגשר לקורסי הבחירה המתקדמים במודלי שפה גדולים ובראייה ממוחשבת. בסיום הקורס יוכלו הסטודנטים לקחת משימה חדשה, לנסח אותה, לבנות רשת מתאימה, לאמן אותה, לאבחן כשלים ולשפר אותה.</w:t>
+        <w:t>זהו קורס יסוד הנדרש מכל סטודנט למדעי המחשב ונלמד בכל המסלולים. הוא מספק את הבסיס המשותף בלמידה עמוקה להמשך התמחות בבינה מלאכותית, ובכלל זה ראייה ממוחשבת ומודלי שפה גדולים, והוא בעל ערך בפני עצמו ולא רק כשלב לקראת קורסים מתקדמים. בסיום הקורס יוכלו הסטודנטים לקחת משימה חדשה, לנסח אותה, לבנות רשת מתאימה, לאמן אותה, לאבחן כשלים ולשפר אותה.</w:t>
       </w:r>
     </w:p>
     <w:p>
@@ -140,9 +138,8 @@
       </w:pPr>
       <w:r>
         <w:rPr>
-          <w:rFonts w:ascii="David" w:hAnsi="David" w:cs="David"/>
+          <w:rFonts w:ascii="Arial" w:hAnsi="Arial" w:cs="Arial"/>
           <w:b/>
-          <w:color w:val="007881"/>
           <w:sz w:val="26"/>
           <w:rtl/>
         </w:rPr>
@@ -157,7 +154,7 @@
       </w:pPr>
       <w:r>
         <w:rPr>
-          <w:rFonts w:ascii="David" w:hAnsi="David" w:cs="David"/>
+          <w:rFonts w:ascii="Arial" w:hAnsi="Arial" w:cs="Arial"/>
           <w:b w:val="0"/>
           <w:sz w:val="22"/>
           <w:rtl/>
@@ -173,9 +170,8 @@
       </w:pPr>
       <w:r>
         <w:rPr>
-          <w:rFonts w:ascii="David" w:hAnsi="David" w:cs="David"/>
+          <w:rFonts w:ascii="Arial" w:hAnsi="Arial" w:cs="Arial"/>
           <w:b/>
-          <w:color w:val="007881"/>
           <w:sz w:val="26"/>
           <w:rtl/>
         </w:rPr>
@@ -190,7 +186,7 @@
       </w:pPr>
       <w:r>
         <w:rPr>
-          <w:rFonts w:ascii="David" w:hAnsi="David" w:cs="David"/>
+          <w:rFonts w:ascii="Arial" w:hAnsi="Arial" w:cs="Arial"/>
           <w:b w:val="0"/>
           <w:sz w:val="22"/>
           <w:rtl/>
@@ -206,9 +202,8 @@
       </w:pPr>
       <w:r>
         <w:rPr>
-          <w:rFonts w:ascii="David" w:hAnsi="David" w:cs="David"/>
+          <w:rFonts w:ascii="Arial" w:hAnsi="Arial" w:cs="Arial"/>
           <w:b/>
-          <w:color w:val="007881"/>
           <w:sz w:val="26"/>
           <w:rtl/>
         </w:rPr>
@@ -223,7 +218,7 @@
       </w:pPr>
       <w:r>
         <w:rPr>
-          <w:rFonts w:ascii="David" w:hAnsi="David" w:cs="David"/>
+          <w:rFonts w:ascii="Arial" w:hAnsi="Arial" w:cs="Arial"/>
           <w:b w:val="0"/>
           <w:sz w:val="22"/>
           <w:rtl/>
@@ -239,7 +234,7 @@
       </w:pPr>
       <w:r>
         <w:rPr>
-          <w:rFonts w:ascii="David" w:hAnsi="David" w:cs="David"/>
+          <w:rFonts w:ascii="Arial" w:hAnsi="Arial" w:cs="Arial"/>
           <w:b w:val="0"/>
           <w:sz w:val="22"/>
           <w:rtl/>
@@ -255,7 +250,7 @@
       </w:pPr>
       <w:r>
         <w:rPr>
-          <w:rFonts w:ascii="David" w:hAnsi="David" w:cs="David"/>
+          <w:rFonts w:ascii="Arial" w:hAnsi="Arial" w:cs="Arial"/>
           <w:b w:val="0"/>
           <w:sz w:val="22"/>
           <w:rtl/>
@@ -271,7 +266,7 @@
       </w:pPr>
       <w:r>
         <w:rPr>
-          <w:rFonts w:ascii="David" w:hAnsi="David" w:cs="David"/>
+          <w:rFonts w:ascii="Arial" w:hAnsi="Arial" w:cs="Arial"/>
           <w:b w:val="0"/>
           <w:sz w:val="22"/>
           <w:rtl/>
@@ -287,7 +282,7 @@
       </w:pPr>
       <w:r>
         <w:rPr>
-          <w:rFonts w:ascii="David" w:hAnsi="David" w:cs="David"/>
+          <w:rFonts w:ascii="Arial" w:hAnsi="Arial" w:cs="Arial"/>
           <w:b/>
           <w:sz w:val="22"/>
           <w:rtl/>
@@ -305,8 +300,8 @@
         <w:bidiVisual/>
       </w:tblPr>
       <w:tblGrid>
-        <w:gridCol w:w="4320"/>
-        <w:gridCol w:w="4320"/>
+        <w:gridCol w:w="4252"/>
+        <w:gridCol w:w="4252"/>
       </w:tblGrid>
       <w:tr>
         <w:trPr>
@@ -314,8 +309,7 @@
         </w:trPr>
         <w:tc>
           <w:tcPr>
-            <w:tcW w:type="dxa" w:w="964"/>
-            <w:shd w:val="clear" w:fill="D9ECEE"/>
+            <w:tcW w:type="dxa" w:w="1020"/>
           </w:tcPr>
           <w:p>
             <w:pPr>
@@ -324,9 +318,8 @@
             </w:pPr>
             <w:r>
               <w:rPr>
-                <w:rFonts w:ascii="David" w:hAnsi="David" w:cs="David"/>
+                <w:rFonts w:ascii="Arial" w:hAnsi="Arial" w:cs="Arial"/>
                 <w:b/>
-                <w:color w:val="007881"/>
                 <w:sz w:val="22"/>
                 <w:rtl/>
               </w:rPr>
@@ -336,8 +329,7 @@
         </w:tc>
         <w:tc>
           <w:tcPr>
-            <w:tcW w:type="dxa" w:w="7880"/>
-            <w:shd w:val="clear" w:fill="D9ECEE"/>
+            <w:tcW w:type="dxa" w:w="6917"/>
           </w:tcPr>
           <w:p>
             <w:pPr>
@@ -346,9 +338,8 @@
             </w:pPr>
             <w:r>
               <w:rPr>
-                <w:rFonts w:ascii="David" w:hAnsi="David" w:cs="David"/>
+                <w:rFonts w:ascii="Arial" w:hAnsi="Arial" w:cs="Arial"/>
                 <w:b/>
-                <w:color w:val="007881"/>
                 <w:sz w:val="22"/>
                 <w:rtl/>
               </w:rPr>
@@ -360,7 +351,7 @@
       <w:tr>
         <w:tc>
           <w:tcPr>
-            <w:tcW w:type="dxa" w:w="964"/>
+            <w:tcW w:type="dxa" w:w="1020"/>
           </w:tcPr>
           <w:p>
             <w:pPr>
@@ -368,7 +359,7 @@
             </w:pPr>
             <w:r>
               <w:rPr>
-                <w:rFonts w:ascii="Times New Roman" w:hAnsi="Times New Roman" w:cs="Times New Roman"/>
+                <w:rFonts w:ascii="Arial" w:hAnsi="Arial" w:cs="Arial"/>
                 <w:b w:val="0"/>
                 <w:sz w:val="22"/>
               </w:rPr>
@@ -378,7 +369,7 @@
         </w:tc>
         <w:tc>
           <w:tcPr>
-            <w:tcW w:type="dxa" w:w="7880"/>
+            <w:tcW w:type="dxa" w:w="6917"/>
           </w:tcPr>
           <w:p>
             <w:pPr>
@@ -387,7 +378,7 @@
             </w:pPr>
             <w:r>
               <w:rPr>
-                <w:rFonts w:ascii="David" w:hAnsi="David" w:cs="David"/>
+                <w:rFonts w:ascii="Arial" w:hAnsi="Arial" w:cs="Arial"/>
                 <w:b w:val="0"/>
                 <w:sz w:val="22"/>
                 <w:rtl/>
@@ -400,7 +391,7 @@
       <w:tr>
         <w:tc>
           <w:tcPr>
-            <w:tcW w:type="dxa" w:w="964"/>
+            <w:tcW w:type="dxa" w:w="1020"/>
           </w:tcPr>
           <w:p>
             <w:pPr>
@@ -408,7 +399,7 @@
             </w:pPr>
             <w:r>
               <w:rPr>
-                <w:rFonts w:ascii="Times New Roman" w:hAnsi="Times New Roman" w:cs="Times New Roman"/>
+                <w:rFonts w:ascii="Arial" w:hAnsi="Arial" w:cs="Arial"/>
                 <w:b w:val="0"/>
                 <w:sz w:val="22"/>
               </w:rPr>
@@ -418,7 +409,7 @@
         </w:tc>
         <w:tc>
           <w:tcPr>
-            <w:tcW w:type="dxa" w:w="7880"/>
+            <w:tcW w:type="dxa" w:w="6917"/>
           </w:tcPr>
           <w:p>
             <w:pPr>
@@ -427,7 +418,7 @@
             </w:pPr>
             <w:r>
               <w:rPr>
-                <w:rFonts w:ascii="David" w:hAnsi="David" w:cs="David"/>
+                <w:rFonts w:ascii="Arial" w:hAnsi="Arial" w:cs="Arial"/>
                 <w:b w:val="0"/>
                 <w:sz w:val="22"/>
                 <w:rtl/>
@@ -440,7 +431,7 @@
       <w:tr>
         <w:tc>
           <w:tcPr>
-            <w:tcW w:type="dxa" w:w="964"/>
+            <w:tcW w:type="dxa" w:w="1020"/>
           </w:tcPr>
           <w:p>
             <w:pPr>
@@ -448,7 +439,7 @@
             </w:pPr>
             <w:r>
               <w:rPr>
-                <w:rFonts w:ascii="Times New Roman" w:hAnsi="Times New Roman" w:cs="Times New Roman"/>
+                <w:rFonts w:ascii="Arial" w:hAnsi="Arial" w:cs="Arial"/>
                 <w:b w:val="0"/>
                 <w:sz w:val="22"/>
               </w:rPr>
@@ -458,7 +449,7 @@
         </w:tc>
         <w:tc>
           <w:tcPr>
-            <w:tcW w:type="dxa" w:w="7880"/>
+            <w:tcW w:type="dxa" w:w="6917"/>
           </w:tcPr>
           <w:p>
             <w:pPr>
@@ -467,7 +458,7 @@
             </w:pPr>
             <w:r>
               <w:rPr>
-                <w:rFonts w:ascii="David" w:hAnsi="David" w:cs="David"/>
+                <w:rFonts w:ascii="Arial" w:hAnsi="Arial" w:cs="Arial"/>
                 <w:b w:val="0"/>
                 <w:sz w:val="22"/>
                 <w:rtl/>
@@ -480,7 +471,7 @@
       <w:tr>
         <w:tc>
           <w:tcPr>
-            <w:tcW w:type="dxa" w:w="964"/>
+            <w:tcW w:type="dxa" w:w="1020"/>
           </w:tcPr>
           <w:p>
             <w:pPr>
@@ -488,7 +479,7 @@
             </w:pPr>
             <w:r>
               <w:rPr>
-                <w:rFonts w:ascii="Times New Roman" w:hAnsi="Times New Roman" w:cs="Times New Roman"/>
+                <w:rFonts w:ascii="Arial" w:hAnsi="Arial" w:cs="Arial"/>
                 <w:b w:val="0"/>
                 <w:sz w:val="22"/>
               </w:rPr>
@@ -498,7 +489,7 @@
         </w:tc>
         <w:tc>
           <w:tcPr>
-            <w:tcW w:type="dxa" w:w="7880"/>
+            <w:tcW w:type="dxa" w:w="6917"/>
           </w:tcPr>
           <w:p>
             <w:pPr>
@@ -507,7 +498,7 @@
             </w:pPr>
             <w:r>
               <w:rPr>
-                <w:rFonts w:ascii="David" w:hAnsi="David" w:cs="David"/>
+                <w:rFonts w:ascii="Arial" w:hAnsi="Arial" w:cs="Arial"/>
                 <w:b w:val="0"/>
                 <w:sz w:val="22"/>
                 <w:rtl/>
@@ -520,7 +511,7 @@
       <w:tr>
         <w:tc>
           <w:tcPr>
-            <w:tcW w:type="dxa" w:w="964"/>
+            <w:tcW w:type="dxa" w:w="1020"/>
           </w:tcPr>
           <w:p>
             <w:pPr>
@@ -528,7 +519,7 @@
             </w:pPr>
             <w:r>
               <w:rPr>
-                <w:rFonts w:ascii="Times New Roman" w:hAnsi="Times New Roman" w:cs="Times New Roman"/>
+                <w:rFonts w:ascii="Arial" w:hAnsi="Arial" w:cs="Arial"/>
                 <w:b w:val="0"/>
                 <w:sz w:val="22"/>
               </w:rPr>
@@ -538,7 +529,7 @@
         </w:tc>
         <w:tc>
           <w:tcPr>
-            <w:tcW w:type="dxa" w:w="7880"/>
+            <w:tcW w:type="dxa" w:w="6917"/>
           </w:tcPr>
           <w:p>
             <w:pPr>
@@ -547,7 +538,7 @@
             </w:pPr>
             <w:r>
               <w:rPr>
-                <w:rFonts w:ascii="David" w:hAnsi="David" w:cs="David"/>
+                <w:rFonts w:ascii="Arial" w:hAnsi="Arial" w:cs="Arial"/>
                 <w:b w:val="0"/>
                 <w:sz w:val="22"/>
                 <w:rtl/>
@@ -560,7 +551,7 @@
       <w:tr>
         <w:tc>
           <w:tcPr>
-            <w:tcW w:type="dxa" w:w="964"/>
+            <w:tcW w:type="dxa" w:w="1020"/>
           </w:tcPr>
           <w:p>
             <w:pPr>
@@ -568,7 +559,7 @@
             </w:pPr>
             <w:r>
               <w:rPr>
-                <w:rFonts w:ascii="Times New Roman" w:hAnsi="Times New Roman" w:cs="Times New Roman"/>
+                <w:rFonts w:ascii="Arial" w:hAnsi="Arial" w:cs="Arial"/>
                 <w:b w:val="0"/>
                 <w:sz w:val="22"/>
               </w:rPr>
@@ -578,7 +569,7 @@
         </w:tc>
         <w:tc>
           <w:tcPr>
-            <w:tcW w:type="dxa" w:w="7880"/>
+            <w:tcW w:type="dxa" w:w="6917"/>
           </w:tcPr>
           <w:p>
             <w:pPr>
@@ -587,7 +578,7 @@
             </w:pPr>
             <w:r>
               <w:rPr>
-                <w:rFonts w:ascii="David" w:hAnsi="David" w:cs="David"/>
+                <w:rFonts w:ascii="Arial" w:hAnsi="Arial" w:cs="Arial"/>
                 <w:b w:val="0"/>
                 <w:sz w:val="22"/>
                 <w:rtl/>
@@ -600,7 +591,7 @@
       <w:tr>
         <w:tc>
           <w:tcPr>
-            <w:tcW w:type="dxa" w:w="964"/>
+            <w:tcW w:type="dxa" w:w="1020"/>
           </w:tcPr>
           <w:p>
             <w:pPr>
@@ -608,7 +599,7 @@
             </w:pPr>
             <w:r>
               <w:rPr>
-                <w:rFonts w:ascii="Times New Roman" w:hAnsi="Times New Roman" w:cs="Times New Roman"/>
+                <w:rFonts w:ascii="Arial" w:hAnsi="Arial" w:cs="Arial"/>
                 <w:b w:val="0"/>
                 <w:sz w:val="22"/>
               </w:rPr>
@@ -618,7 +609,7 @@
         </w:tc>
         <w:tc>
           <w:tcPr>
-            <w:tcW w:type="dxa" w:w="7880"/>
+            <w:tcW w:type="dxa" w:w="6917"/>
           </w:tcPr>
           <w:p>
             <w:pPr>
@@ -627,7 +618,7 @@
             </w:pPr>
             <w:r>
               <w:rPr>
-                <w:rFonts w:ascii="David" w:hAnsi="David" w:cs="David"/>
+                <w:rFonts w:ascii="Arial" w:hAnsi="Arial" w:cs="Arial"/>
                 <w:b w:val="0"/>
                 <w:sz w:val="22"/>
                 <w:rtl/>
@@ -640,7 +631,7 @@
       <w:tr>
         <w:tc>
           <w:tcPr>
-            <w:tcW w:type="dxa" w:w="964"/>
+            <w:tcW w:type="dxa" w:w="1020"/>
           </w:tcPr>
           <w:p>
             <w:pPr>
@@ -648,7 +639,7 @@
             </w:pPr>
             <w:r>
               <w:rPr>
-                <w:rFonts w:ascii="Times New Roman" w:hAnsi="Times New Roman" w:cs="Times New Roman"/>
+                <w:rFonts w:ascii="Arial" w:hAnsi="Arial" w:cs="Arial"/>
                 <w:b w:val="0"/>
                 <w:sz w:val="22"/>
               </w:rPr>
@@ -658,7 +649,7 @@
         </w:tc>
         <w:tc>
           <w:tcPr>
-            <w:tcW w:type="dxa" w:w="7880"/>
+            <w:tcW w:type="dxa" w:w="6917"/>
           </w:tcPr>
           <w:p>
             <w:pPr>
@@ -667,7 +658,7 @@
             </w:pPr>
             <w:r>
               <w:rPr>
-                <w:rFonts w:ascii="David" w:hAnsi="David" w:cs="David"/>
+                <w:rFonts w:ascii="Arial" w:hAnsi="Arial" w:cs="Arial"/>
                 <w:b w:val="0"/>
                 <w:sz w:val="22"/>
                 <w:rtl/>
@@ -680,7 +671,7 @@
       <w:tr>
         <w:tc>
           <w:tcPr>
-            <w:tcW w:type="dxa" w:w="964"/>
+            <w:tcW w:type="dxa" w:w="1020"/>
           </w:tcPr>
           <w:p>
             <w:pPr>
@@ -688,7 +679,7 @@
             </w:pPr>
             <w:r>
               <w:rPr>
-                <w:rFonts w:ascii="Times New Roman" w:hAnsi="Times New Roman" w:cs="Times New Roman"/>
+                <w:rFonts w:ascii="Arial" w:hAnsi="Arial" w:cs="Arial"/>
                 <w:b w:val="0"/>
                 <w:sz w:val="22"/>
               </w:rPr>
@@ -698,7 +689,7 @@
         </w:tc>
         <w:tc>
           <w:tcPr>
-            <w:tcW w:type="dxa" w:w="7880"/>
+            <w:tcW w:type="dxa" w:w="6917"/>
           </w:tcPr>
           <w:p>
             <w:pPr>
@@ -707,7 +698,7 @@
             </w:pPr>
             <w:r>
               <w:rPr>
-                <w:rFonts w:ascii="David" w:hAnsi="David" w:cs="David"/>
+                <w:rFonts w:ascii="Arial" w:hAnsi="Arial" w:cs="Arial"/>
                 <w:b w:val="0"/>
                 <w:sz w:val="22"/>
                 <w:rtl/>
@@ -720,7 +711,7 @@
       <w:tr>
         <w:tc>
           <w:tcPr>
-            <w:tcW w:type="dxa" w:w="964"/>
+            <w:tcW w:type="dxa" w:w="1020"/>
           </w:tcPr>
           <w:p>
             <w:pPr>
@@ -728,7 +719,7 @@
             </w:pPr>
             <w:r>
               <w:rPr>
-                <w:rFonts w:ascii="Times New Roman" w:hAnsi="Times New Roman" w:cs="Times New Roman"/>
+                <w:rFonts w:ascii="Arial" w:hAnsi="Arial" w:cs="Arial"/>
                 <w:b w:val="0"/>
                 <w:sz w:val="22"/>
               </w:rPr>
@@ -738,7 +729,7 @@
         </w:tc>
         <w:tc>
           <w:tcPr>
-            <w:tcW w:type="dxa" w:w="7880"/>
+            <w:tcW w:type="dxa" w:w="6917"/>
           </w:tcPr>
           <w:p>
             <w:pPr>
@@ -747,7 +738,7 @@
             </w:pPr>
             <w:r>
               <w:rPr>
-                <w:rFonts w:ascii="David" w:hAnsi="David" w:cs="David"/>
+                <w:rFonts w:ascii="Arial" w:hAnsi="Arial" w:cs="Arial"/>
                 <w:b w:val="0"/>
                 <w:sz w:val="22"/>
                 <w:rtl/>
@@ -760,7 +751,7 @@
       <w:tr>
         <w:tc>
           <w:tcPr>
-            <w:tcW w:type="dxa" w:w="964"/>
+            <w:tcW w:type="dxa" w:w="1020"/>
           </w:tcPr>
           <w:p>
             <w:pPr>
@@ -768,7 +759,7 @@
             </w:pPr>
             <w:r>
               <w:rPr>
-                <w:rFonts w:ascii="Times New Roman" w:hAnsi="Times New Roman" w:cs="Times New Roman"/>
+                <w:rFonts w:ascii="Arial" w:hAnsi="Arial" w:cs="Arial"/>
                 <w:b w:val="0"/>
                 <w:sz w:val="22"/>
               </w:rPr>
@@ -778,7 +769,7 @@
         </w:tc>
         <w:tc>
           <w:tcPr>
-            <w:tcW w:type="dxa" w:w="7880"/>
+            <w:tcW w:type="dxa" w:w="6917"/>
           </w:tcPr>
           <w:p>
             <w:pPr>
@@ -787,7 +778,7 @@
             </w:pPr>
             <w:r>
               <w:rPr>
-                <w:rFonts w:ascii="David" w:hAnsi="David" w:cs="David"/>
+                <w:rFonts w:ascii="Arial" w:hAnsi="Arial" w:cs="Arial"/>
                 <w:b w:val="0"/>
                 <w:sz w:val="22"/>
                 <w:rtl/>
@@ -800,7 +791,7 @@
       <w:tr>
         <w:tc>
           <w:tcPr>
-            <w:tcW w:type="dxa" w:w="964"/>
+            <w:tcW w:type="dxa" w:w="1020"/>
           </w:tcPr>
           <w:p>
             <w:pPr>
@@ -808,7 +799,7 @@
             </w:pPr>
             <w:r>
               <w:rPr>
-                <w:rFonts w:ascii="Times New Roman" w:hAnsi="Times New Roman" w:cs="Times New Roman"/>
+                <w:rFonts w:ascii="Arial" w:hAnsi="Arial" w:cs="Arial"/>
                 <w:b w:val="0"/>
                 <w:sz w:val="22"/>
               </w:rPr>
@@ -818,7 +809,7 @@
         </w:tc>
         <w:tc>
           <w:tcPr>
-            <w:tcW w:type="dxa" w:w="7880"/>
+            <w:tcW w:type="dxa" w:w="6917"/>
           </w:tcPr>
           <w:p>
             <w:pPr>
@@ -827,7 +818,7 @@
             </w:pPr>
             <w:r>
               <w:rPr>
-                <w:rFonts w:ascii="David" w:hAnsi="David" w:cs="David"/>
+                <w:rFonts w:ascii="Arial" w:hAnsi="Arial" w:cs="Arial"/>
                 <w:b w:val="0"/>
                 <w:sz w:val="22"/>
                 <w:rtl/>
@@ -840,7 +831,7 @@
       <w:tr>
         <w:tc>
           <w:tcPr>
-            <w:tcW w:type="dxa" w:w="964"/>
+            <w:tcW w:type="dxa" w:w="1020"/>
           </w:tcPr>
           <w:p>
             <w:pPr>
@@ -848,7 +839,7 @@
             </w:pPr>
             <w:r>
               <w:rPr>
-                <w:rFonts w:ascii="Times New Roman" w:hAnsi="Times New Roman" w:cs="Times New Roman"/>
+                <w:rFonts w:ascii="Arial" w:hAnsi="Arial" w:cs="Arial"/>
                 <w:b w:val="0"/>
                 <w:sz w:val="22"/>
               </w:rPr>
@@ -858,7 +849,7 @@
         </w:tc>
         <w:tc>
           <w:tcPr>
-            <w:tcW w:type="dxa" w:w="7880"/>
+            <w:tcW w:type="dxa" w:w="6917"/>
           </w:tcPr>
           <w:p>
             <w:pPr>
@@ -867,7 +858,7 @@
             </w:pPr>
             <w:r>
               <w:rPr>
-                <w:rFonts w:ascii="David" w:hAnsi="David" w:cs="David"/>
+                <w:rFonts w:ascii="Arial" w:hAnsi="Arial" w:cs="Arial"/>
                 <w:b w:val="0"/>
                 <w:sz w:val="22"/>
                 <w:rtl/>
@@ -886,7 +877,7 @@
       </w:pPr>
       <w:r>
         <w:rPr>
-          <w:rFonts w:ascii="David" w:hAnsi="David" w:cs="David"/>
+          <w:rFonts w:ascii="Arial" w:hAnsi="Arial" w:cs="Arial"/>
           <w:b w:val="0"/>
           <w:sz w:val="12"/>
           <w:rtl/>
@@ -901,9 +892,8 @@
       </w:pPr>
       <w:r>
         <w:rPr>
-          <w:rFonts w:ascii="David" w:hAnsi="David" w:cs="David"/>
+          <w:rFonts w:ascii="Arial" w:hAnsi="Arial" w:cs="Arial"/>
           <w:b/>
-          <w:color w:val="007881"/>
           <w:sz w:val="26"/>
           <w:rtl/>
         </w:rPr>
@@ -918,7 +908,7 @@
       </w:pPr>
       <w:r>
         <w:rPr>
-          <w:rFonts w:ascii="Times New Roman" w:hAnsi="Times New Roman" w:cs="Times New Roman"/>
+          <w:rFonts w:ascii="Arial" w:hAnsi="Arial" w:cs="Arial"/>
           <w:b w:val="0"/>
           <w:sz w:val="22"/>
         </w:rPr>
@@ -933,7 +923,7 @@
       </w:pPr>
       <w:r>
         <w:rPr>
-          <w:rFonts w:ascii="Times New Roman" w:hAnsi="Times New Roman" w:cs="Times New Roman"/>
+          <w:rFonts w:ascii="Arial" w:hAnsi="Arial" w:cs="Arial"/>
           <w:b w:val="0"/>
           <w:sz w:val="22"/>
         </w:rPr>
@@ -948,7 +938,7 @@
       </w:pPr>
       <w:r>
         <w:rPr>
-          <w:rFonts w:ascii="Times New Roman" w:hAnsi="Times New Roman" w:cs="Times New Roman"/>
+          <w:rFonts w:ascii="Arial" w:hAnsi="Arial" w:cs="Arial"/>
           <w:b w:val="0"/>
           <w:sz w:val="22"/>
         </w:rPr>
@@ -963,7 +953,7 @@
       </w:pPr>
       <w:r>
         <w:rPr>
-          <w:rFonts w:ascii="Times New Roman" w:hAnsi="Times New Roman" w:cs="Times New Roman"/>
+          <w:rFonts w:ascii="Arial" w:hAnsi="Arial" w:cs="Arial"/>
           <w:b w:val="0"/>
           <w:sz w:val="22"/>
         </w:rPr>
@@ -978,7 +968,7 @@
       </w:pPr>
       <w:r>
         <w:rPr>
-          <w:rFonts w:ascii="Times New Roman" w:hAnsi="Times New Roman" w:cs="Times New Roman"/>
+          <w:rFonts w:ascii="Arial" w:hAnsi="Arial" w:cs="Arial"/>
           <w:b w:val="0"/>
           <w:sz w:val="22"/>
         </w:rPr>
@@ -987,8 +977,8 @@
     </w:p>
     <w:sectPr>
       <w:headerReference w:type="default" r:id="rId9"/>
-      <w:pgSz w:w="12240" w:h="15840"/>
-      <w:pgMar w:top="1440" w:right="1800" w:bottom="1440" w:left="1800" w:header="720" w:footer="720" w:gutter="0"/>
+      <w:pgSz w:w="11906" w:h="16838"/>
+      <w:pgMar w:top="1417" w:right="1701" w:bottom="1417" w:left="1701" w:header="720" w:footer="720" w:gutter="0"/>
       <w:cols w:space="720"/>
       <w:bidi/>
       <w:docGrid w:linePitch="360"/>

--- a/hit-catalogue/syllabus_he.docx
+++ b/hit-catalogue/syllabus_he.docx
@@ -84,15 +84,19 @@
     </w:p>
     <w:p>
       <w:pPr>
+        <w:pStyle w:val="Heading1"/>
         <w:bidi/>
-        <w:spacing w:after="80"/>
+        <w:spacing w:before="200" w:after="80"/>
         <w:jc w:val="both"/>
+        <w:outlineLvl w:val="0"/>
+        <w:keepNext/>
       </w:pPr>
       <w:r>
         <w:rPr>
           <w:rFonts w:ascii="Arial" w:hAnsi="Arial" w:cs="Arial"/>
           <w:b/>
-          <w:sz w:val="26"/>
+          <w:color w:val="365F91"/>
+          <w:sz w:val="32"/>
           <w:rtl/>
         </w:rPr>
         <w:t>מטרות הקורס</w:t>
@@ -132,15 +136,19 @@
     </w:p>
     <w:p>
       <w:pPr>
+        <w:pStyle w:val="Heading1"/>
         <w:bidi/>
-        <w:spacing w:after="80"/>
+        <w:spacing w:before="200" w:after="80"/>
         <w:jc w:val="both"/>
+        <w:outlineLvl w:val="0"/>
+        <w:keepNext/>
       </w:pPr>
       <w:r>
         <w:rPr>
           <w:rFonts w:ascii="Arial" w:hAnsi="Arial" w:cs="Arial"/>
           <w:b/>
-          <w:sz w:val="26"/>
+          <w:color w:val="365F91"/>
+          <w:sz w:val="32"/>
           <w:rtl/>
         </w:rPr>
         <w:t>תוכן הקורס</w:t>
@@ -164,15 +172,19 @@
     </w:p>
     <w:p>
       <w:pPr>
+        <w:pStyle w:val="Heading1"/>
         <w:bidi/>
-        <w:spacing w:after="80"/>
+        <w:spacing w:before="200" w:after="80"/>
         <w:jc w:val="both"/>
+        <w:outlineLvl w:val="0"/>
+        <w:keepNext/>
       </w:pPr>
       <w:r>
         <w:rPr>
           <w:rFonts w:ascii="Arial" w:hAnsi="Arial" w:cs="Arial"/>
           <w:b/>
-          <w:sz w:val="26"/>
+          <w:color w:val="365F91"/>
+          <w:sz w:val="32"/>
           <w:rtl/>
         </w:rPr>
         <w:t>חובות התלמידים ומרכיבי הציון</w:t>
@@ -196,15 +208,19 @@
     </w:p>
     <w:p>
       <w:pPr>
+        <w:pStyle w:val="Heading1"/>
         <w:bidi/>
-        <w:spacing w:after="80"/>
+        <w:spacing w:before="200" w:after="80"/>
         <w:jc w:val="both"/>
+        <w:outlineLvl w:val="0"/>
+        <w:keepNext/>
       </w:pPr>
       <w:r>
         <w:rPr>
           <w:rFonts w:ascii="Arial" w:hAnsi="Arial" w:cs="Arial"/>
           <w:b/>
-          <w:sz w:val="26"/>
+          <w:color w:val="365F91"/>
+          <w:sz w:val="32"/>
           <w:rtl/>
         </w:rPr>
         <w:t>מהלך השיעורים</w:t>
@@ -886,15 +902,19 @@
     </w:p>
     <w:p>
       <w:pPr>
+        <w:pStyle w:val="Heading1"/>
         <w:bidi/>
-        <w:spacing w:after="80"/>
+        <w:spacing w:before="200" w:after="80"/>
         <w:jc w:val="both"/>
+        <w:outlineLvl w:val="0"/>
+        <w:keepNext/>
       </w:pPr>
       <w:r>
         <w:rPr>
           <w:rFonts w:ascii="Arial" w:hAnsi="Arial" w:cs="Arial"/>
           <w:b/>
-          <w:sz w:val="26"/>
+          <w:color w:val="365F91"/>
+          <w:sz w:val="32"/>
           <w:rtl/>
         </w:rPr>
         <w:t>ביבליוגרפיה</w:t>

--- a/hit-catalogue/syllabus_he.docx
+++ b/hit-catalogue/syllabus_he.docx
@@ -365,6 +365,9 @@
         </w:tc>
       </w:tr>
       <w:tr>
+        <w:trPr>
+          <w:cantSplit/>
+        </w:trPr>
         <w:tc>
           <w:tcPr>
             <w:tcW w:type="dxa" w:w="1020"/>
@@ -405,6 +408,9 @@
         </w:tc>
       </w:tr>
       <w:tr>
+        <w:trPr>
+          <w:cantSplit/>
+        </w:trPr>
         <w:tc>
           <w:tcPr>
             <w:tcW w:type="dxa" w:w="1020"/>
@@ -445,6 +451,9 @@
         </w:tc>
       </w:tr>
       <w:tr>
+        <w:trPr>
+          <w:cantSplit/>
+        </w:trPr>
         <w:tc>
           <w:tcPr>
             <w:tcW w:type="dxa" w:w="1020"/>
@@ -485,6 +494,9 @@
         </w:tc>
       </w:tr>
       <w:tr>
+        <w:trPr>
+          <w:cantSplit/>
+        </w:trPr>
         <w:tc>
           <w:tcPr>
             <w:tcW w:type="dxa" w:w="1020"/>
@@ -525,6 +537,9 @@
         </w:tc>
       </w:tr>
       <w:tr>
+        <w:trPr>
+          <w:cantSplit/>
+        </w:trPr>
         <w:tc>
           <w:tcPr>
             <w:tcW w:type="dxa" w:w="1020"/>
@@ -565,6 +580,9 @@
         </w:tc>
       </w:tr>
       <w:tr>
+        <w:trPr>
+          <w:cantSplit/>
+        </w:trPr>
         <w:tc>
           <w:tcPr>
             <w:tcW w:type="dxa" w:w="1020"/>
@@ -605,6 +623,9 @@
         </w:tc>
       </w:tr>
       <w:tr>
+        <w:trPr>
+          <w:cantSplit/>
+        </w:trPr>
         <w:tc>
           <w:tcPr>
             <w:tcW w:type="dxa" w:w="1020"/>
@@ -645,6 +666,9 @@
         </w:tc>
       </w:tr>
       <w:tr>
+        <w:trPr>
+          <w:cantSplit/>
+        </w:trPr>
         <w:tc>
           <w:tcPr>
             <w:tcW w:type="dxa" w:w="1020"/>
@@ -685,6 +709,9 @@
         </w:tc>
       </w:tr>
       <w:tr>
+        <w:trPr>
+          <w:cantSplit/>
+        </w:trPr>
         <w:tc>
           <w:tcPr>
             <w:tcW w:type="dxa" w:w="1020"/>
@@ -725,6 +752,9 @@
         </w:tc>
       </w:tr>
       <w:tr>
+        <w:trPr>
+          <w:cantSplit/>
+        </w:trPr>
         <w:tc>
           <w:tcPr>
             <w:tcW w:type="dxa" w:w="1020"/>
@@ -765,6 +795,9 @@
         </w:tc>
       </w:tr>
       <w:tr>
+        <w:trPr>
+          <w:cantSplit/>
+        </w:trPr>
         <w:tc>
           <w:tcPr>
             <w:tcW w:type="dxa" w:w="1020"/>
@@ -805,6 +838,9 @@
         </w:tc>
       </w:tr>
       <w:tr>
+        <w:trPr>
+          <w:cantSplit/>
+        </w:trPr>
         <w:tc>
           <w:tcPr>
             <w:tcW w:type="dxa" w:w="1020"/>
@@ -845,6 +881,9 @@
         </w:tc>
       </w:tr>
       <w:tr>
+        <w:trPr>
+          <w:cantSplit/>
+        </w:trPr>
         <w:tc>
           <w:tcPr>
             <w:tcW w:type="dxa" w:w="1020"/>

--- a/hit-catalogue/syllabus_he.docx
+++ b/hit-catalogue/syllabus_he.docx
@@ -1016,7 +1016,7 @@
           <w:b w:val="0"/>
           <w:sz w:val="22"/>
         </w:rPr>
-        <w:t>Raschka, Sebastian, Yuxi Liu, and Vahid Mirjalili. Machine Learning with PyTorch and Scikit-Learn. Packt Publishing, 2022.</w:t>
+        <w:t>Raschka, Sebastian, Yuxi (Hayden) Liu, and Vahid Mirjalili. Machine Learning with PyTorch and Scikit-Learn. Packt Publishing, 2022.</w:t>
       </w:r>
     </w:p>
     <w:p>
@@ -1031,7 +1031,7 @@
           <w:b w:val="0"/>
           <w:sz w:val="22"/>
         </w:rPr>
-        <w:t>Chollet, Francois. Deep Learning with Python. 2nd ed. Manning, 2021.</w:t>
+        <w:t>Chollet, François. Deep Learning with Python. 2nd ed. Manning, 2021.</w:t>
       </w:r>
     </w:p>
     <w:sectPr>
